--- a/周报/孙玮利5.docx
+++ b/周报/孙玮利5.docx
@@ -354,10 +354,28 @@
             <w:pPr>
               <w:textAlignment w:val="top"/>
               <w:rPr>
+                <w:rFonts w:ascii="宋体" w:eastAsia="宋体" w:hAnsi="宋体" w:cs="宋体" w:hint="eastAsia"/>
+                <w:color w:val="000000"/>
+                <w:lang w:bidi="ar"/>
+              </w:rPr>
+            </w:pPr>
+            <w:r>
+              <w:rPr>
                 <w:rFonts w:ascii="宋体" w:eastAsia="宋体" w:hAnsi="宋体" w:cs="宋体"/>
                 <w:color w:val="000000"/>
                 <w:lang w:bidi="ar"/>
               </w:rPr>
+              <w:t>  参与需求审查，调整AI健康建议模块的输入输出格式</w:t>
+            </w:r>
+          </w:p>
+          <w:p>
+            <w:pPr>
+              <w:textAlignment w:val="top"/>
+              <w:rPr>
+                <w:rFonts w:ascii="宋体" w:eastAsia="宋体" w:hAnsi="宋体" w:cs="宋体" w:hint="eastAsia"/>
+                <w:color w:val="000000"/>
+                <w:lang w:bidi="ar"/>
+              </w:rPr>
             </w:pPr>
             <w:r>
               <w:rPr>
@@ -365,17 +383,35 @@
                 <w:color w:val="000000"/>
                 <w:lang w:bidi="ar"/>
               </w:rPr>
-              <w:t>  参与需求审查，调整AI健康建议模块的输入输出格式</w:t>
+              <w:t>  根据反馈优化AI模块的个性化方案，使建议更符合用户需求</w:t>
             </w:r>
           </w:p>
           <w:p>
             <w:pPr>
               <w:textAlignment w:val="top"/>
               <w:rPr>
+                <w:rFonts w:ascii="宋体" w:eastAsia="宋体" w:hAnsi="宋体" w:cs="宋体" w:hint="eastAsia"/>
+                <w:color w:val="000000"/>
+                <w:lang w:bidi="ar"/>
+              </w:rPr>
+            </w:pPr>
+            <w:r>
+              <w:rPr>
                 <w:rFonts w:ascii="宋体" w:eastAsia="宋体" w:hAnsi="宋体" w:cs="宋体"/>
                 <w:color w:val="000000"/>
                 <w:lang w:bidi="ar"/>
               </w:rPr>
+              <w:t>  研究AI计算资源的分配，讨论本地计算与云端调用的平衡方案</w:t>
+            </w:r>
+          </w:p>
+          <w:p>
+            <w:pPr>
+              <w:textAlignment w:val="top"/>
+              <w:rPr>
+                <w:rFonts w:ascii="宋体" w:eastAsia="宋体" w:hAnsi="宋体" w:cs="宋体" w:hint="eastAsia"/>
+                <w:color w:val="000000"/>
+                <w:lang w:bidi="ar"/>
+              </w:rPr>
             </w:pPr>
             <w:r>
               <w:rPr>
@@ -383,68 +419,32 @@
                 <w:color w:val="000000"/>
                 <w:lang w:bidi="ar"/>
               </w:rPr>
-              <w:t>  根据反馈优化AI模块的个性化方案，使建议更符合用户需求</w:t>
+              <w:t>  初步设计AI健康建议系统的架构，划分数据预处理、模型调用、结果生成等功能</w:t>
             </w:r>
           </w:p>
           <w:p>
             <w:pPr>
               <w:textAlignment w:val="top"/>
               <w:rPr>
-                <w:rFonts w:ascii="宋体" w:eastAsia="宋体" w:hAnsi="宋体" w:cs="宋体"/>
-                <w:color w:val="000000"/>
-                <w:lang w:bidi="ar"/>
-              </w:rPr>
-            </w:pPr>
-            <w:r>
-              <w:rPr>
-                <w:rFonts w:ascii="宋体" w:eastAsia="宋体" w:hAnsi="宋体" w:cs="宋体"/>
-                <w:color w:val="000000"/>
-                <w:lang w:bidi="ar"/>
-              </w:rPr>
-              <w:t>  研究AI计算资源的分配，讨论本地计算与云端调用的平衡方案</w:t>
+                <w:rFonts w:ascii="宋体" w:eastAsia="宋体" w:hAnsi="宋体" w:cs="宋体" w:hint="eastAsia"/>
+                <w:color w:val="000000"/>
+                <w:lang w:bidi="ar"/>
+              </w:rPr>
+            </w:pPr>
+            <w:r>
+              <w:rPr>
+                <w:rFonts w:ascii="宋体" w:eastAsia="宋体" w:hAnsi="宋体" w:cs="宋体" w:hint="eastAsia"/>
+                <w:color w:val="000000"/>
+                <w:lang w:bidi="ar"/>
+              </w:rPr>
+              <w:t>未完成的内容：</w:t>
             </w:r>
           </w:p>
           <w:p>
             <w:pPr>
               <w:textAlignment w:val="top"/>
               <w:rPr>
-                <w:rFonts w:ascii="宋体" w:eastAsia="宋体" w:hAnsi="宋体" w:cs="宋体"/>
-                <w:color w:val="000000"/>
-                <w:lang w:bidi="ar"/>
-              </w:rPr>
-            </w:pPr>
-            <w:r>
-              <w:rPr>
-                <w:rFonts w:ascii="宋体" w:eastAsia="宋体" w:hAnsi="宋体" w:cs="宋体"/>
-                <w:color w:val="000000"/>
-                <w:lang w:bidi="ar"/>
-              </w:rPr>
-              <w:t>  初步设计AI健康建议系统的架构，划分数据预处理、模型调用、结果生成等功能</w:t>
-            </w:r>
-          </w:p>
-          <w:p>
-            <w:pPr>
-              <w:textAlignment w:val="top"/>
-              <w:rPr>
-                <w:rFonts w:ascii="宋体" w:eastAsia="宋体" w:hAnsi="宋体" w:cs="宋体" w:hint="eastAsia"/>
-                <w:color w:val="000000"/>
-                <w:lang w:bidi="ar"/>
-              </w:rPr>
-            </w:pPr>
-            <w:r>
-              <w:rPr>
-                <w:rFonts w:ascii="宋体" w:eastAsia="宋体" w:hAnsi="宋体" w:cs="宋体" w:hint="eastAsia"/>
-                <w:color w:val="000000"/>
-                <w:lang w:bidi="ar"/>
-              </w:rPr>
-              <w:t>未完成的内容：</w:t>
-            </w:r>
-          </w:p>
-          <w:p>
-            <w:pPr>
-              <w:textAlignment w:val="top"/>
-              <w:rPr>
-                <w:rFonts w:ascii="宋体" w:eastAsia="宋体" w:hAnsi="宋体" w:cs="宋体"/>
+                <w:rFonts w:ascii="宋体" w:eastAsia="宋体" w:hAnsi="宋体" w:cs="宋体" w:hint="eastAsia"/>
                 <w:color w:val="000000"/>
                 <w:lang w:bidi="ar"/>
               </w:rPr>
@@ -742,17 +742,17 @@
             <w:pPr>
               <w:textAlignment w:val="top"/>
               <w:rPr>
+                <w:rFonts w:ascii="宋体" w:eastAsia="宋体" w:hAnsi="宋体" w:cs="宋体" w:hint="eastAsia"/>
+                <w:color w:val="000000"/>
+                <w:lang w:bidi="ar"/>
+              </w:rPr>
+            </w:pPr>
+            <w:r>
+              <w:rPr>
                 <w:rFonts w:ascii="宋体" w:eastAsia="宋体" w:hAnsi="宋体" w:cs="宋体"/>
                 <w:color w:val="000000"/>
                 <w:lang w:bidi="ar"/>
               </w:rPr>
-            </w:pPr>
-            <w:r>
-              <w:rPr>
-                <w:rFonts w:ascii="宋体" w:eastAsia="宋体" w:hAnsi="宋体" w:cs="宋体"/>
-                <w:color w:val="000000"/>
-                <w:lang w:bidi="ar"/>
-              </w:rPr>
               <w:t>  研究AI推理加速方案，优化计算效率</w:t>
             </w:r>
           </w:p>
@@ -760,7 +760,7 @@
             <w:pPr>
               <w:textAlignment w:val="top"/>
               <w:rPr>
-                <w:rFonts w:ascii="宋体" w:eastAsia="宋体" w:hAnsi="宋体" w:cs="宋体"/>
+                <w:rFonts w:ascii="宋体" w:eastAsia="宋体" w:hAnsi="宋体" w:cs="宋体" w:hint="eastAsia"/>
                 <w:color w:val="000000"/>
                 <w:lang w:bidi="ar"/>
               </w:rPr>
@@ -993,10 +993,28 @@
             <w:pPr>
               <w:textAlignment w:val="top"/>
               <w:rPr>
+                <w:rFonts w:ascii="宋体" w:eastAsia="宋体" w:hAnsi="宋体" w:cs="宋体" w:hint="eastAsia"/>
+                <w:color w:val="000000"/>
+                <w:lang w:bidi="ar"/>
+              </w:rPr>
+            </w:pPr>
+            <w:r>
+              <w:rPr>
                 <w:rFonts w:ascii="宋体" w:eastAsia="宋体" w:hAnsi="宋体" w:cs="宋体"/>
                 <w:color w:val="000000"/>
                 <w:lang w:bidi="ar"/>
               </w:rPr>
+              <w:t>  完成AI模块的接口设计，确保其与前端和后端的兼容性</w:t>
+            </w:r>
+          </w:p>
+          <w:p>
+            <w:pPr>
+              <w:textAlignment w:val="top"/>
+              <w:rPr>
+                <w:rFonts w:ascii="宋体" w:eastAsia="宋体" w:hAnsi="宋体" w:cs="宋体" w:hint="eastAsia"/>
+                <w:color w:val="000000"/>
+                <w:lang w:bidi="ar"/>
+              </w:rPr>
             </w:pPr>
             <w:r>
               <w:rPr>
@@ -1004,54 +1022,26 @@
                 <w:color w:val="000000"/>
                 <w:lang w:bidi="ar"/>
               </w:rPr>
-              <w:t>  完成AI模块的接口设计，确保其与前端和后端的兼容性</w:t>
+              <w:t>  进行初步的AI计算性能测试，优化建议生成速度</w:t>
             </w:r>
           </w:p>
           <w:p>
             <w:pPr>
               <w:textAlignment w:val="top"/>
               <w:rPr>
+                <w:rFonts w:ascii="宋体" w:eastAsia="宋体" w:hAnsi="宋体" w:cs="宋体" w:hint="eastAsia"/>
+                <w:color w:val="000000"/>
+                <w:lang w:bidi="ar"/>
+              </w:rPr>
+            </w:pPr>
+            <w:r>
+              <w:rPr>
                 <w:rFonts w:ascii="宋体" w:eastAsia="宋体" w:hAnsi="宋体" w:cs="宋体"/>
                 <w:color w:val="000000"/>
                 <w:lang w:bidi="ar"/>
               </w:rPr>
-            </w:pPr>
-            <w:r>
-              <w:rPr>
-                <w:rFonts w:ascii="宋体" w:eastAsia="宋体" w:hAnsi="宋体" w:cs="宋体"/>
-                <w:color w:val="000000"/>
-                <w:lang w:bidi="ar"/>
-              </w:rPr>
-              <w:t>  进行初步的AI计算性能测试，优化建议生成速度</w:t>
-            </w:r>
-          </w:p>
-          <w:p>
-            <w:pPr>
-              <w:textAlignment w:val="top"/>
-              <w:rPr>
-                <w:rFonts w:ascii="宋体" w:eastAsia="宋体" w:hAnsi="宋体" w:cs="宋体"/>
-                <w:color w:val="000000"/>
-                <w:lang w:bidi="ar"/>
-              </w:rPr>
-            </w:pPr>
-            <w:r>
-              <w:rPr>
-                <w:rFonts w:ascii="宋体" w:eastAsia="宋体" w:hAnsi="宋体" w:cs="宋体"/>
-                <w:color w:val="000000"/>
-                <w:lang w:bidi="ar"/>
-              </w:rPr>
               <w:t>  讨论数据收集和处理方案，确保AI模型有足够的高质量数据</w:t>
             </w:r>
-          </w:p>
-          <w:p>
-            <w:pPr>
-              <w:textAlignment w:val="top"/>
-              <w:rPr>
-                <w:rFonts w:ascii="宋体" w:eastAsia="宋体" w:hAnsi="宋体" w:cs="宋体" w:hint="eastAsia"/>
-                <w:color w:val="000000"/>
-                <w:lang w:bidi="ar"/>
-              </w:rPr>
-            </w:pPr>
           </w:p>
         </w:tc>
       </w:tr>
@@ -1909,6 +1899,7 @@
   <w:style w:type="character" w:default="1" w:styleId="a0">
     <w:name w:val="Default Paragraph Font"/>
     <w:uiPriority w:val="1"/>
+    <w:semiHidden/>
     <w:unhideWhenUsed/>
   </w:style>
   <w:style w:type="table" w:default="1" w:styleId="a1">
